--- a/policies/build/masters_hco/HCO.PSQ.7_v2_master.docx
+++ b/policies/build/masters_hco/HCO.PSQ.7_v2_master.docx
@@ -773,7 +773,7 @@
           <w:sz w:val="22"/>
           <w:szCs w:val="22"/>
         </w:rPr>
-        <w:t xml:space="preserve">Boundaries: do not copy SHCO equivalent-chapter wording. Do not overwrite HCO AAC, COP, MOM, PRE or IPC policies. Spell out abbreviations on first use in training materials. OE counts/levels/asterisks stay with the official portal Standards PDF. Method notes come from the Guidebook Interpretation paragraphs (scanned PDF md5 2c4489ee98de4ae9b49cba168ea9f42a).</w:t>
+        <w:t xml:space="preserve">Boundaries: do not overwrite HCO AAC, COP, MOM, PRE or IPC policies. Spell out abbreviations on first use in training materials. OE counts/levels/asterisks stay with the official portal Standards PDF. Method notes come from the Guidebook Interpretation paragraphs (scanned PDF md5 2c4489ee98de4ae9b49cba168ea9f42a).</w:t>
       </w:r>
     </w:p>
     <w:p>
@@ -887,7 +887,7 @@
           <w:sz w:val="22"/>
           <w:szCs w:val="22"/>
         </w:rPr>
-        <w:t xml:space="preserve">6. Do not skip: The organisation shall have a process for informing various stakeholders in case of a near miss / adverse e...</w:t>
+        <w:t xml:space="preserve">6. Do not skip: The organisation shall have a process for informing various stakeholders in case of a near miss / adverse...</w:t>
       </w:r>
     </w:p>
     <w:p>
@@ -1100,7 +1100,7 @@
         <w:spacing w:after="100" w:before="220"/>
       </w:pPr>
       <w:r>
-        <w:t xml:space="preserve">5.4 Corrective and preventive actions are taken based on the findings of ...</w:t>
+        <w:t xml:space="preserve">5.4 Corrective and preventive actions are taken based on the findings of...</w:t>
       </w:r>
     </w:p>
     <w:p>
@@ -1145,7 +1145,7 @@
         <w:spacing w:after="100" w:before="220"/>
       </w:pPr>
       <w:r>
-        <w:t xml:space="preserve">5.5 The organisation incorporates risks identified in the analysis of inc...</w:t>
+        <w:t xml:space="preserve">5.5 The organisation incorporates risks identified in the analysis of...</w:t>
       </w:r>
     </w:p>
     <w:p>
@@ -1190,7 +1190,7 @@
         <w:spacing w:after="100" w:before="220"/>
       </w:pPr>
       <w:r>
-        <w:t xml:space="preserve">5.6 The organisation shall have a process for informing various stakehold...</w:t>
+        <w:t xml:space="preserve">5.6 The organisation shall have a process for informing various...</w:t>
       </w:r>
     </w:p>
     <w:p>
@@ -1305,6 +1305,20 @@
       </w:pPr>
       <w:r>
         <w:t xml:space="preserve">7. Governance and responsibility</w:t>
+      </w:r>
+    </w:p>
+    <w:p>
+      <w:pPr>
+        <w:spacing w:after="20" w:before="100"/>
+      </w:pPr>
+      <w:r>
+        <w:rPr>
+          <w:b/>
+          <w:bCs/>
+          <w:sz w:val="22"/>
+          <w:szCs w:val="22"/>
+        </w:rPr>
+        <w:t xml:space="preserve">Medical Superintendent</w:t>
       </w:r>
     </w:p>
     <w:p>
@@ -1321,7 +1335,7 @@
           <w:sz w:val="22"/>
           <w:szCs w:val="22"/>
         </w:rPr>
-        <w:t xml:space="preserve">Medical Superintendent</w:t>
+        <w:t xml:space="preserve">Accountable that PSQ.7 is resourced and followed.</w:t>
       </w:r>
     </w:p>
     <w:p>
@@ -1338,7 +1352,21 @@
           <w:sz w:val="22"/>
           <w:szCs w:val="22"/>
         </w:rPr>
-        <w:t xml:space="preserve">Accountable that PSQ.7 is resourced and followed.</w:t>
+        <w:t xml:space="preserve">Acts on sentinel events, safety-culture failures and quality-programme gaps that reach top leadership.</w:t>
+      </w:r>
+    </w:p>
+    <w:p>
+      <w:pPr>
+        <w:spacing w:after="20" w:before="100"/>
+      </w:pPr>
+      <w:r>
+        <w:rPr>
+          <w:b/>
+          <w:bCs/>
+          <w:sz w:val="22"/>
+          <w:szCs w:val="22"/>
+        </w:rPr>
+        <w:t xml:space="preserve">Patient Safety Officer</w:t>
       </w:r>
     </w:p>
     <w:p>
@@ -1355,7 +1383,21 @@
           <w:sz w:val="22"/>
           <w:szCs w:val="22"/>
         </w:rPr>
-        <w:t xml:space="preserve">Acts on sentinel events, safety-culture failures and quality-programme gaps that reach top leadership.</w:t>
+        <w:t xml:space="preserve">Owns day-to-day implementation and records for this standard.</w:t>
+      </w:r>
+    </w:p>
+    <w:p>
+      <w:pPr>
+        <w:spacing w:after="20" w:before="100"/>
+      </w:pPr>
+      <w:r>
+        <w:rPr>
+          <w:b/>
+          <w:bCs/>
+          <w:sz w:val="22"/>
+          <w:szCs w:val="22"/>
+        </w:rPr>
+        <w:t xml:space="preserve">Patient Safety Officer</w:t>
       </w:r>
     </w:p>
     <w:p>
@@ -1372,7 +1414,21 @@
           <w:sz w:val="22"/>
           <w:szCs w:val="22"/>
         </w:rPr>
-        <w:t xml:space="preserve">Patient Safety Officer</w:t>
+        <w:t xml:space="preserve">Coordinates the patient-safety programme and incident/sentinel-event path across standards.</w:t>
+      </w:r>
+    </w:p>
+    <w:p>
+      <w:pPr>
+        <w:spacing w:after="20" w:before="100"/>
+      </w:pPr>
+      <w:r>
+        <w:rPr>
+          <w:b/>
+          <w:bCs/>
+          <w:sz w:val="22"/>
+          <w:szCs w:val="22"/>
+        </w:rPr>
+        <w:t xml:space="preserve">Quality Coordinator</w:t>
       </w:r>
     </w:p>
     <w:p>
@@ -1389,7 +1445,7 @@
           <w:sz w:val="22"/>
           <w:szCs w:val="22"/>
         </w:rPr>
-        <w:t xml:space="preserve">Owns day-to-day implementation and records for this standard.</w:t>
+        <w:t xml:space="preserve">Coordinates the quality-improvement programme, indicators, audits and projects as this standard requires.</w:t>
       </w:r>
     </w:p>
     <w:p>
@@ -1406,7 +1462,21 @@
           <w:sz w:val="22"/>
           <w:szCs w:val="22"/>
         </w:rPr>
-        <w:t xml:space="preserve">Patient Safety Officer</w:t>
+        <w:t xml:space="preserve">Audits this policy «quarterly»; holds training acknowledgements.</w:t>
+      </w:r>
+    </w:p>
+    <w:p>
+      <w:pPr>
+        <w:spacing w:after="20" w:before="100"/>
+      </w:pPr>
+      <w:r>
+        <w:rPr>
+          <w:b/>
+          <w:bCs/>
+          <w:sz w:val="22"/>
+          <w:szCs w:val="22"/>
+        </w:rPr>
+        <w:t xml:space="preserve">Nursing Superintendent</w:t>
       </w:r>
     </w:p>
     <w:p>
@@ -1423,7 +1493,28 @@
           <w:sz w:val="22"/>
           <w:szCs w:val="22"/>
         </w:rPr>
-        <w:t xml:space="preserve">Coordinates the patient-safety programme and incident/sentinel-event path across standards.</w:t>
+        <w:t xml:space="preserve">Owns nursing-care quality monitoring where this standard requires it.</w:t>
+      </w:r>
+    </w:p>
+    <w:p>
+      <w:pPr>
+        <w:pStyle w:val="Heading1"/>
+        <w:spacing w:after="120" w:before="280"/>
+      </w:pPr>
+      <w:r>
+        <w:t xml:space="preserve">8. Quality monitoring (RCA → CAPA)</w:t>
+      </w:r>
+    </w:p>
+    <w:p>
+      <w:pPr>
+        <w:spacing w:after="140"/>
+      </w:pPr>
+      <w:r>
+        <w:rPr>
+          <w:sz w:val="22"/>
+          <w:szCs w:val="22"/>
+        </w:rPr>
+        <w:t xml:space="preserve">The Quality Coordinator audits this policy «quarterly». The audit reviews:</w:t>
       </w:r>
     </w:p>
     <w:p>
@@ -1440,7 +1531,7 @@
           <w:sz w:val="22"/>
           <w:szCs w:val="22"/>
         </w:rPr>
-        <w:t xml:space="preserve">Quality Coordinator</w:t>
+        <w:t xml:space="preserve">Records for a sample of this standard's objective elements, checked against the What-we-do steps.</w:t>
       </w:r>
     </w:p>
     <w:p>
@@ -1457,7 +1548,7 @@
           <w:sz w:val="22"/>
           <w:szCs w:val="22"/>
         </w:rPr>
-        <w:t xml:space="preserve">Coordinates the quality-improvement programme, indicators, audits and projects as this standard requires.</w:t>
+        <w:t xml:space="preserve">Documentary evidence is on file for each asterisked objective element in the sample.</w:t>
       </w:r>
     </w:p>
     <w:p>
@@ -1474,7 +1565,7 @@
           <w:sz w:val="22"/>
           <w:szCs w:val="22"/>
         </w:rPr>
-        <w:t xml:space="preserve">Audits this policy «quarterly»; holds training acknowledgements.</w:t>
+        <w:t xml:space="preserve">CORE objective elements show no critical gaps in the sample.</w:t>
       </w:r>
     </w:p>
     <w:p>
@@ -1491,125 +1582,19 @@
           <w:sz w:val="22"/>
           <w:szCs w:val="22"/>
         </w:rPr>
-        <w:t xml:space="preserve">Nursing Superintendent</w:t>
-      </w:r>
-    </w:p>
-    <w:p>
-      <w:pPr>
-        <w:pStyle w:val="ListParagraph"/>
-        <w:numPr>
-          <w:ilvl w:val="0"/>
-          <w:numId w:val="1"/>
-        </w:numPr>
-        <w:spacing w:after="60"/>
-      </w:pPr>
-      <w:r>
-        <w:rPr>
-          <w:sz w:val="22"/>
-          <w:szCs w:val="22"/>
-        </w:rPr>
-        <w:t xml:space="preserve">Owns nursing-care quality monitoring where this standard requires it.</w:t>
-      </w:r>
-    </w:p>
-    <w:p>
-      <w:pPr>
-        <w:pStyle w:val="Heading1"/>
-        <w:spacing w:after="120" w:before="280"/>
-      </w:pPr>
-      <w:r>
-        <w:t xml:space="preserve">8. Quality monitoring (RCA → CAPA)</w:t>
-      </w:r>
-    </w:p>
-    <w:p>
-      <w:pPr>
-        <w:spacing w:after="140"/>
-      </w:pPr>
-      <w:r>
-        <w:rPr>
-          <w:sz w:val="22"/>
-          <w:szCs w:val="22"/>
-        </w:rPr>
-        <w:t xml:space="preserve">The Quality Coordinator audits this policy «quarterly».</w:t>
-      </w:r>
-    </w:p>
-    <w:p>
-      <w:pPr>
-        <w:spacing w:after="140"/>
-      </w:pPr>
-      <w:r>
-        <w:rPr>
-          <w:sz w:val="22"/>
-          <w:szCs w:val="22"/>
-        </w:rPr>
-        <w:t xml:space="preserve">What is monitored each quarter:</w:t>
-      </w:r>
-    </w:p>
-    <w:p>
-      <w:pPr>
-        <w:pStyle w:val="ListParagraph"/>
-        <w:numPr>
-          <w:ilvl w:val="0"/>
-          <w:numId w:val="1"/>
-        </w:numPr>
-        <w:spacing w:after="60"/>
-      </w:pPr>
-      <w:r>
-        <w:rPr>
-          <w:sz w:val="22"/>
-          <w:szCs w:val="22"/>
-        </w:rPr>
-        <w:t xml:space="preserve">Sample of records for each OE PSQ.7.a–f.</w:t>
-      </w:r>
-    </w:p>
-    <w:p>
-      <w:pPr>
-        <w:pStyle w:val="ListParagraph"/>
-        <w:numPr>
-          <w:ilvl w:val="0"/>
-          <w:numId w:val="1"/>
-        </w:numPr>
-        <w:spacing w:after="60"/>
-      </w:pPr>
-      <w:r>
-        <w:rPr>
-          <w:sz w:val="22"/>
-          <w:szCs w:val="22"/>
-        </w:rPr>
-        <w:t xml:space="preserve">Asterisked elements (ab) have document evidence as required.</w:t>
-      </w:r>
-    </w:p>
-    <w:p>
-      <w:pPr>
-        <w:pStyle w:val="ListParagraph"/>
-        <w:numPr>
-          <w:ilvl w:val="0"/>
-          <w:numId w:val="1"/>
-        </w:numPr>
-        <w:spacing w:after="60"/>
-      </w:pPr>
-      <w:r>
-        <w:rPr>
-          <w:sz w:val="22"/>
-          <w:szCs w:val="22"/>
-        </w:rPr>
-        <w:t xml:space="preserve">CORE elements (a) show no critical gaps in the sample.</w:t>
-      </w:r>
-    </w:p>
-    <w:p>
-      <w:pPr>
-        <w:pStyle w:val="ListParagraph"/>
-        <w:numPr>
-          <w:ilvl w:val="0"/>
-          <w:numId w:val="1"/>
-        </w:numPr>
-        <w:spacing w:after="60"/>
-      </w:pPr>
-      <w:r>
-        <w:rPr>
-          <w:sz w:val="22"/>
-          <w:szCs w:val="22"/>
-        </w:rPr>
         <w:t xml:space="preserve">Stop-work events (if any) are logged with outcome.</w:t>
+      </w:r>
+    </w:p>
+    <w:p>
+      <w:pPr>
+        <w:spacing w:after="140"/>
+      </w:pPr>
+      <w:r>
+        <w:rPr>
+          <w:sz w:val="22"/>
+          <w:szCs w:val="22"/>
+        </w:rPr>
+        <w:t xml:space="preserve">Root-cause analysis is required when a gap found in this audit remains open beyond «90 days».</w:t>
       </w:r>
     </w:p>
     <w:p>
@@ -3262,7 +3247,7 @@
           <w:sz w:val="22"/>
           <w:szCs w:val="22"/>
         </w:rPr>
-        <w:t xml:space="preserve">Records showing PSQ.7.a was followed for sampled cases.</w:t>
+        <w:t xml:space="preserve">Written incident-management guidance covering identification, reporting, review and action.</w:t>
       </w:r>
     </w:p>
     <w:p>
@@ -3279,7 +3264,7 @@
           <w:sz w:val="22"/>
           <w:szCs w:val="22"/>
         </w:rPr>
-        <w:t xml:space="preserve">Written guidance / protocol referenced for this element (where required).</w:t>
+        <w:t xml:space="preserve">Reporting-channel record (form or digital) and recipient list.</w:t>
       </w:r>
     </w:p>
     <w:p>
@@ -3296,7 +3281,16 @@
           <w:sz w:val="22"/>
           <w:szCs w:val="22"/>
         </w:rPr>
-        <w:t xml:space="preserve">Audit sample notes for PSQ.7.a reviewed «quarterly».</w:t>
+        <w:t xml:space="preserve">Sample of captured incidents showing all severities reported, not filtered by harm level.</w:t>
+      </w:r>
+    </w:p>
+    <w:p>
+      <w:pPr>
+        <w:pStyle w:val="Heading2"/>
+        <w:spacing w:after="100" w:before="220"/>
+      </w:pPr>
+      <w:r>
+        <w:t xml:space="preserve">PSQ.7.b — The organisation has a mechanism to identify sentinel events.</w:t>
       </w:r>
     </w:p>
     <w:p>
@@ -3313,7 +3307,7 @@
           <w:sz w:val="22"/>
           <w:szCs w:val="22"/>
         </w:rPr>
-        <w:t xml:space="preserve">Documented evidence specifically required by the asterisked objective element.</w:t>
+        <w:t xml:space="preserve">Written sentinel-event definition and hospital-specific examples.</w:t>
       </w:r>
     </w:p>
     <w:p>
@@ -3330,16 +3324,7 @@
           <w:sz w:val="22"/>
           <w:szCs w:val="22"/>
         </w:rPr>
-        <w:t xml:space="preserve">CORE-element sample with no critical gaps in the quarter under review.</w:t>
-      </w:r>
-    </w:p>
-    <w:p>
-      <w:pPr>
-        <w:pStyle w:val="Heading2"/>
-        <w:spacing w:after="100" w:before="220"/>
-      </w:pPr>
-      <w:r>
-        <w:t xml:space="preserve">PSQ.7.b — The organisation has a mechanism to identify sentinel events.</w:t>
+        <w:t xml:space="preserve">Same-shift flagging record in the incident system for a recognised sentinel event.</w:t>
       </w:r>
     </w:p>
     <w:p>
@@ -3356,7 +3341,16 @@
           <w:sz w:val="22"/>
           <w:szCs w:val="22"/>
         </w:rPr>
-        <w:t xml:space="preserve">Records showing PSQ.7.b was followed for sampled cases.</w:t>
+        <w:t xml:space="preserve">Notification record to the Patient Safety Officer and Medical Superintendent.</w:t>
+      </w:r>
+    </w:p>
+    <w:p>
+      <w:pPr>
+        <w:pStyle w:val="Heading2"/>
+        <w:spacing w:after="100" w:before="220"/>
+      </w:pPr>
+      <w:r>
+        <w:t xml:space="preserve">PSQ.7.c — The organisation has established processes for analysis of incidents.</w:t>
       </w:r>
     </w:p>
     <w:p>
@@ -3373,7 +3367,7 @@
           <w:sz w:val="22"/>
           <w:szCs w:val="22"/>
         </w:rPr>
-        <w:t xml:space="preserve">Written guidance / protocol referenced for this element (where required).</w:t>
+        <w:t xml:space="preserve">Root-cause-analysis record for a sampled incident, led by the Patient Safety Committee.</w:t>
       </w:r>
     </w:p>
     <w:p>
@@ -3390,7 +3384,7 @@
           <w:sz w:val="22"/>
           <w:szCs w:val="22"/>
         </w:rPr>
-        <w:t xml:space="preserve">Audit sample notes for PSQ.7.b reviewed «quarterly».</w:t>
+        <w:t xml:space="preserve">Timeliness record for sentinel events — correction within 24 working hours, analysis within 7 working days.</w:t>
       </w:r>
     </w:p>
     <w:p>
@@ -3407,7 +3401,7 @@
           <w:sz w:val="22"/>
           <w:szCs w:val="22"/>
         </w:rPr>
-        <w:t xml:space="preserve">Documented evidence specifically required by the asterisked objective element.</w:t>
+        <w:t xml:space="preserve">Open-analysis tracking log held by the Patient Safety Officer.</w:t>
       </w:r>
     </w:p>
     <w:p>
@@ -3416,7 +3410,7 @@
         <w:spacing w:after="100" w:before="220"/>
       </w:pPr>
       <w:r>
-        <w:t xml:space="preserve">PSQ.7.c — The organisation has established processes for analysis of incidents.</w:t>
+        <w:t xml:space="preserve">PSQ.7.d — Corrective and preventive actions are taken based on the findings of such analysis.</w:t>
       </w:r>
     </w:p>
     <w:p>
@@ -3433,7 +3427,7 @@
           <w:sz w:val="22"/>
           <w:szCs w:val="22"/>
         </w:rPr>
-        <w:t xml:space="preserve">Records showing PSQ.7.c was followed for sampled cases.</w:t>
+        <w:t xml:space="preserve">CAPA record with owner, due date and effectiveness check.</w:t>
       </w:r>
     </w:p>
     <w:p>
@@ -3450,7 +3444,7 @@
           <w:sz w:val="22"/>
           <w:szCs w:val="22"/>
         </w:rPr>
-        <w:t xml:space="preserve">Written guidance / protocol referenced for this element (where required).</w:t>
+        <w:t xml:space="preserve">Communication record to the personnel concerned.</w:t>
       </w:r>
     </w:p>
     <w:p>
@@ -3467,7 +3461,7 @@
           <w:sz w:val="22"/>
           <w:szCs w:val="22"/>
         </w:rPr>
-        <w:t xml:space="preserve">Audit sample notes for PSQ.7.c reviewed «quarterly».</w:t>
+        <w:t xml:space="preserve">Confirmation no process continued after analysis showed it caused a sentinel event, before controls were in place.</w:t>
       </w:r>
     </w:p>
     <w:p>
@@ -3476,7 +3470,7 @@
         <w:spacing w:after="100" w:before="220"/>
       </w:pPr>
       <w:r>
-        <w:t xml:space="preserve">PSQ.7.d — Corrective and preventive actions are taken based on the findings of such analysis.</w:t>
+        <w:t xml:space="preserve">PSQ.7.e — The organisation incorporates risks identified in the analysis of incidents into the risk management system.</w:t>
       </w:r>
     </w:p>
     <w:p>
@@ -3493,7 +3487,7 @@
           <w:sz w:val="22"/>
           <w:szCs w:val="22"/>
         </w:rPr>
-        <w:t xml:space="preserve">Records showing PSQ.7.d was followed for sampled cases.</w:t>
+        <w:t xml:space="preserve">Risk-register update record from incident-analysis findings.</w:t>
       </w:r>
     </w:p>
     <w:p>
@@ -3510,7 +3504,7 @@
           <w:sz w:val="22"/>
           <w:szCs w:val="22"/>
         </w:rPr>
-        <w:t xml:space="preserve">Written guidance / protocol referenced for this element (where required).</w:t>
+        <w:t xml:space="preserve">Residual-risk and owner assignment.</w:t>
       </w:r>
     </w:p>
     <w:p>
@@ -3527,7 +3521,7 @@
           <w:sz w:val="22"/>
           <w:szCs w:val="22"/>
         </w:rPr>
-        <w:t xml:space="preserve">Audit sample notes for PSQ.7.d reviewed «quarterly».</w:t>
+        <w:t xml:space="preserve">Cross-reference record between the CAPA and the risk register.</w:t>
       </w:r>
     </w:p>
     <w:p>
@@ -3536,7 +3530,7 @@
         <w:spacing w:after="100" w:before="220"/>
       </w:pPr>
       <w:r>
-        <w:t xml:space="preserve">PSQ.7.e — The organisation incorporates risks identified in the analysis of incidents into the risk management system.</w:t>
+        <w:t xml:space="preserve">PSQ.7.f — The organisation shall have a process for informing various stakeholders in case of a near miss / adverse event / sentinel event.</w:t>
       </w:r>
     </w:p>
     <w:p>
@@ -3553,7 +3547,7 @@
           <w:sz w:val="22"/>
           <w:szCs w:val="22"/>
         </w:rPr>
-        <w:t xml:space="preserve">Records showing PSQ.7.e was followed for sampled cases.</w:t>
+        <w:t xml:space="preserve">Written communication process naming who is told, by whom, and within what time for a near miss, adverse event or sentinel event.</w:t>
       </w:r>
     </w:p>
     <w:p>
@@ -3570,7 +3564,7 @@
           <w:sz w:val="22"/>
           <w:szCs w:val="22"/>
         </w:rPr>
-        <w:t xml:space="preserve">Written guidance / protocol referenced for this element (where required).</w:t>
+        <w:t xml:space="preserve">Communication log for sentinel and defined serious events.</w:t>
       </w:r>
     </w:p>
     <w:p>
@@ -3587,67 +3581,7 @@
           <w:sz w:val="22"/>
           <w:szCs w:val="22"/>
         </w:rPr>
-        <w:t xml:space="preserve">Audit sample notes for PSQ.7.e reviewed «quarterly».</w:t>
-      </w:r>
-    </w:p>
-    <w:p>
-      <w:pPr>
-        <w:pStyle w:val="Heading2"/>
-        <w:spacing w:after="100" w:before="220"/>
-      </w:pPr>
-      <w:r>
-        <w:t xml:space="preserve">PSQ.7.f — The organisation shall have a process for informing various stakeholders in case of a near miss / adverse event / sentinel event.</w:t>
-      </w:r>
-    </w:p>
-    <w:p>
-      <w:pPr>
-        <w:pStyle w:val="ListParagraph"/>
-        <w:numPr>
-          <w:ilvl w:val="0"/>
-          <w:numId w:val="1"/>
-        </w:numPr>
-        <w:spacing w:after="60"/>
-      </w:pPr>
-      <w:r>
-        <w:rPr>
-          <w:sz w:val="22"/>
-          <w:szCs w:val="22"/>
-        </w:rPr>
-        <w:t xml:space="preserve">Records showing PSQ.7.f was followed for sampled cases.</w:t>
-      </w:r>
-    </w:p>
-    <w:p>
-      <w:pPr>
-        <w:pStyle w:val="ListParagraph"/>
-        <w:numPr>
-          <w:ilvl w:val="0"/>
-          <w:numId w:val="1"/>
-        </w:numPr>
-        <w:spacing w:after="60"/>
-      </w:pPr>
-      <w:r>
-        <w:rPr>
-          <w:sz w:val="22"/>
-          <w:szCs w:val="22"/>
-        </w:rPr>
-        <w:t xml:space="preserve">Written guidance / protocol referenced for this element (where required).</w:t>
-      </w:r>
-    </w:p>
-    <w:p>
-      <w:pPr>
-        <w:pStyle w:val="ListParagraph"/>
-        <w:numPr>
-          <w:ilvl w:val="0"/>
-          <w:numId w:val="1"/>
-        </w:numPr>
-        <w:spacing w:after="60"/>
-      </w:pPr>
-      <w:r>
-        <w:rPr>
-          <w:sz w:val="22"/>
-          <w:szCs w:val="22"/>
-        </w:rPr>
-        <w:t xml:space="preserve">Audit sample notes for PSQ.7.f reviewed «quarterly».</w:t>
+        <w:t xml:space="preserve">Confirmation the process sits beside, not in place of, any statutory notification requirement.</w:t>
       </w:r>
     </w:p>
     <w:p>

--- a/policies/build/masters_hco/HCO.PSQ.7_v2_master.docx
+++ b/policies/build/masters_hco/HCO.PSQ.7_v2_master.docx
@@ -692,7 +692,7 @@
           <w:sz w:val="22"/>
           <w:szCs w:val="22"/>
         </w:rPr>
-        <w:t xml:space="preserve">It covers objective elements PSQ.7.a–f (6 elements).</w:t>
+        <w:t xml:space="preserve">This policy covers all 6 requirements under this standard, listed in detail below.</w:t>
       </w:r>
     </w:p>
     <w:p>
@@ -716,7 +716,7 @@
           <w:sz w:val="22"/>
           <w:szCs w:val="22"/>
         </w:rPr>
-        <w:t xml:space="preserve">This policy owns PSQ.7. Related AAC, COP, MOM, PRE and IPC duties stay with those policies — cross-reference only. Other PSQ standards stay with their own policies.</w:t>
+        <w:t xml:space="preserve">This policy covers incident collection and analysis specifically. Related duties — like patient assessment, clinical care, medication management, patient rights, or infection control — are covered in the hospital's other policies, not repeated here. Other PSQ standards stay with their own policies.</w:t>
       </w:r>
     </w:p>
     <w:p>
@@ -761,19 +761,19 @@
           <w:sz w:val="22"/>
           <w:szCs w:val="22"/>
         </w:rPr>
-        <w:t xml:space="preserve">It covers 6 objective elements (PSQ.7.a, PSQ.7.b, PSQ.7.c, PSQ.7.d, PSQ.7.e, PSQ.7.f).</w:t>
-      </w:r>
-    </w:p>
-    <w:p>
-      <w:pPr>
-        <w:spacing w:after="140"/>
-      </w:pPr>
-      <w:r>
-        <w:rPr>
-          <w:sz w:val="22"/>
-          <w:szCs w:val="22"/>
-        </w:rPr>
-        <w:t xml:space="preserve">Boundaries: do not overwrite HCO AAC, COP, MOM, PRE or IPC policies. Spell out abbreviations on first use in training materials. OE counts/levels/asterisks stay with the official portal Standards PDF. Method notes come from the Guidebook Interpretation paragraphs (scanned PDF md5 2c4489ee98de4ae9b49cba168ea9f42a).</w:t>
+        <w:t xml:space="preserve">This policy covers all 6 requirements under this standard, listed in detail below.</w:t>
+      </w:r>
+    </w:p>
+    <w:p>
+      <w:pPr>
+        <w:spacing w:after="140"/>
+      </w:pPr>
+      <w:r>
+        <w:rPr>
+          <w:sz w:val="22"/>
+          <w:szCs w:val="22"/>
+        </w:rPr>
+        <w:t xml:space="preserve">This policy covers incident collection and analysis specifically. Related duties — like patient assessment, clinical care, medication management, patient rights, or infection control — are covered in the hospital's other policies, not repeated here. Spell out abbreviations on first use in training materials. OE counts/levels/asterisks stay with the official portal Standards PDF. Method notes come from the Guidebook Interpretation paragraphs (scanned PDF md5 2c4489ee98de4ae9b49cba168ea9f42a).</w:t>
       </w:r>
     </w:p>
     <w:p>
